--- a/public/forms/行政/解除收容教育证明书.docx
+++ b/public/forms/行政/解除收容教育证明书.docx
@@ -2,813 +2,153 @@
 <file path=word/document.xml><?xml version="1.0" encoding="utf-8"?>
 <w:document xmlns:wpc="http://schemas.microsoft.com/office/word/2010/wordprocessingCanvas" xmlns:mo="http://schemas.microsoft.com/office/mac/office/2008/main" xmlns:mc="http://schemas.openxmlformats.org/markup-compatibility/2006" xmlns:mv="urn:schemas-microsoft-com:mac:vml" xmlns:o="urn:schemas-microsoft-com:office:office" xmlns:r="http://schemas.openxmlformats.org/officeDocument/2006/relationships" xmlns:m="http://schemas.openxmlformats.org/officeDocument/2006/math" xmlns:v="urn:schemas-microsoft-com:vml" xmlns:wp14="http://schemas.microsoft.com/office/word/2010/wordprocessingDrawing" xmlns:wp="http://schemas.openxmlformats.org/drawingml/2006/wordprocessingDrawing" xmlns:w10="urn:schemas-microsoft-com:office:word" xmlns:w="http://schemas.openxmlformats.org/wordprocessingml/2006/main" xmlns:w14="http://schemas.microsoft.com/office/word/2010/wordml" xmlns:wpg="http://schemas.microsoft.com/office/word/2010/wordprocessingGroup" xmlns:wpi="http://schemas.microsoft.com/office/word/2010/wordprocessingInk" xmlns:wne="http://schemas.microsoft.com/office/word/2006/wordml" xmlns:wps="http://schemas.microsoft.com/office/word/2010/wordprocessingShape" mc:Ignorable="w14 wp14">
   <w:body>
-    <w:tbl>
-      <w:tblPr>
-        <w:tblW w:w="8931" w:type="dxa"/>
-        <w:jc w:val="start"/>
-        <w:tblInd w:w="108" w:type="dxa"/>
-        <w:tblLayout w:type="fixed"/>
-        <w:tblCellMar>
-          <w:top w:w="0" w:type="dxa"/>
-          <w:start w:w="108" w:type="dxa"/>
-          <w:bottom w:w="0" w:type="dxa"/>
-          <w:end w:w="108" w:type="dxa"/>
-        </w:tblCellMar>
-      </w:tblPr>
-      <w:tblGrid>
-        <w:gridCol w:w="8931"/>
-      </w:tblGrid>
-      <w:tr>
-        <w:trPr>
-          <w:trHeight w:val="12008" w:hRule="atLeast"/>
-          <w:cantSplit/>
-        </w:trPr>
-        <w:tc>
-          <w:tcPr>
-            <w:tcW w:w="8931" w:type="dxa"/>
-            <w:tcBorders>
-              <w:top w:val="single" w:sz="4" w:space="0" w:color="000000"/>
-              <w:start w:val="single" w:sz="4" w:space="0" w:color="000000"/>
-              <w:bottom w:val="single" w:sz="4" w:space="0" w:color="000000"/>
-              <w:end w:val="single" w:sz="4" w:space="0" w:color="000000"/>
-            </w:tcBorders>
-          </w:tcPr>
-          <w:p>
-            <w:pPr>
-              <w:pStyle w:val="Normal"/>
-              <w:snapToGrid w:val="false"/>
-              <w:spacing w:lineRule="exact" w:line="440"/>
-              <w:ind w:firstLineChars="1176" w:startChars="0" w:start="0" w:endChars="0" w:end="0"/>
-              <w:rPr>
-                <w:rFonts w:ascii="宋体" w:hAnsi="宋体" w:eastAsia="宋体" w:cs="宋体" w:hint="eastAsia"/>
-                <w:sz w:val="28"/>
-                <w:szCs w:val="28"/>
-              </w:rPr>
-            </w:pPr>
-            <w:r>
-              <w:rPr>
-                <w:rFonts w:eastAsia="宋体" w:cs="宋体" w:hint="eastAsia" w:ascii="宋体" w:hAnsi="宋体"/>
-                <w:sz w:val="28"/>
-                <w:szCs w:val="28"/>
-              </w:rPr>
-            </w:r>
-          </w:p>
-          <w:p>
-            <w:pPr>
-              <w:pStyle w:val="Normal"/>
-              <w:spacing w:lineRule="exact" w:line="600"/>
-              <w:jc w:val="center"/>
-              <w:rPr>
-                <w:rFonts w:ascii="宋体" w:hAnsi="宋体" w:eastAsia="宋体" w:cs="宋体" w:hint="eastAsia"/>
-                <w:sz w:val="36"/>
-                <w:szCs w:val="36"/>
-              </w:rPr>
-            </w:pPr>
-            <w:r>
-              <w:rPr>
-                <w:rFonts w:ascii="宋体" w:hAnsi="宋体" w:cs="宋体" w:hint="eastAsia" w:eastAsia="宋体"/>
-                <w:sz w:val="36"/>
-                <w:szCs w:val="36"/>
-              </w:rPr>
-              <w:t>沂源县公安局</w:t>
-            </w:r>
-          </w:p>
-          <w:p>
-            <w:pPr>
-              <w:pStyle w:val="Normal"/>
-              <w:spacing w:lineRule="exact" w:line="600"/>
-              <w:jc w:val="center"/>
-              <w:rPr>
-                <w:rFonts w:ascii="方正小标宋简体;黑体" w:hAnsi="方正小标宋简体;黑体" w:eastAsia="方正小标宋简体;黑体" w:cs="宋体" w:hint="eastAsia"/>
-                <w:sz w:val="44"/>
-                <w:szCs w:val="44"/>
-              </w:rPr>
-            </w:pPr>
-            <w:r>
-              <w:rPr>
-                <w:rFonts w:ascii="方正小标宋简体;黑体" w:hAnsi="方正小标宋简体;黑体" w:cs="宋体" w:hint="eastAsia" w:eastAsia="方正小标宋简体;黑体"/>
-                <w:sz w:val="44"/>
-                <w:szCs w:val="44"/>
-              </w:rPr>
-              <w:t>解除收容教育证明书</w:t>
-            </w:r>
-          </w:p>
-          <w:p>
-            <w:pPr>
-              <w:pStyle w:val="Normal"/>
-              <w:spacing w:lineRule="exact" w:line="600"/>
-              <w:jc w:val="end"/>
-              <w:rPr>
-                <w:rFonts w:hint="eastAsia"/>
-              </w:rPr>
-            </w:pPr>
-            <w:r>
-              <w:rPr/>
-              <w:t xml:space="preserve">                      </w:t>
-            </w:r>
-            <w:r>
-              <w:rPr>
-                <w:rFonts w:hint="eastAsia"/>
-              </w:rPr>
-              <w:t>源公（经）解教证字</w:t>
-            </w:r>
-            <w:r>
-              <w:rPr>
-                <w:rFonts w:ascii="仿宋_GB2312;仿宋" w:hAnsi="仿宋_GB2312;仿宋" w:hint="eastAsia"/>
-              </w:rPr>
-              <w:t>〔    〕</w:t>
-            </w:r>
-            <w:r>
-              <w:rPr/>
-              <w:t xml:space="preserve">   </w:t>
-            </w:r>
-            <w:r>
-              <w:rPr>
-                <w:rFonts w:hint="eastAsia"/>
-              </w:rPr>
-              <w:t>号</w:t>
-            </w:r>
-          </w:p>
-          <w:p>
-            <w:pPr>
-              <w:pStyle w:val="Normal"/>
-              <w:spacing w:lineRule="exact" w:line="440"/>
-              <w:jc w:val="end"/>
-              <w:rPr/>
-            </w:pPr>
-            <w:r>
-              <w:rPr/>
-              <w:t xml:space="preserve"> </w:t>
-            </w:r>
-          </w:p>
-          <w:p>
-            <w:pPr>
-              <w:pStyle w:val="Style19"/>
-              <w:spacing w:lineRule="exact" w:line="440"/>
-              <w:ind w:firstLineChars="200" w:startChars="0" w:start="0" w:endChars="0" w:end="0"/>
-              <w:rPr>
-                <w:rFonts w:hint="eastAsia"/>
-                <w:u w:val="single"/>
-              </w:rPr>
-            </w:pPr>
-            <w:r>
-              <w:rPr>
-                <w:rFonts w:hint="eastAsia"/>
-              </w:rPr>
-              <w:t>被收容教育人</w:t>
-            </w:r>
-            <w:r>
-              <w:rPr>
-                <w:u w:val="single"/>
-              </w:rPr>
-              <w:t xml:space="preserve">    </w:t>
-            </w:r>
-            <w:r>
-              <w:rPr>
-                <w:rFonts w:hint="eastAsia"/>
-                <w:u w:val="single"/>
-              </w:rPr>
-              <w:t xml:space="preserve">      </w:t>
-            </w:r>
-            <w:r>
-              <w:rPr>
-                <w:u w:val="single"/>
-              </w:rPr>
-              <w:t xml:space="preserve">  </w:t>
-            </w:r>
-            <w:r>
-              <w:rPr>
-                <w:rFonts w:hint="eastAsia"/>
-              </w:rPr>
-              <w:t>性别</w:t>
-            </w:r>
-            <w:r>
-              <w:rPr>
-                <w:u w:val="single"/>
-              </w:rPr>
-              <w:t xml:space="preserve">  </w:t>
-            </w:r>
-            <w:r>
-              <w:rPr>
-                <w:rFonts w:hint="eastAsia"/>
-                <w:u w:val="single"/>
-              </w:rPr>
-              <w:t xml:space="preserve"> </w:t>
-            </w:r>
-            <w:r>
-              <w:rPr>
-                <w:rFonts w:hint="eastAsia"/>
-              </w:rPr>
-              <w:t>年龄</w:t>
-            </w:r>
-            <w:r>
-              <w:rPr>
-                <w:rFonts w:hint="eastAsia"/>
-                <w:u w:val="single"/>
-              </w:rPr>
-              <w:t xml:space="preserve">  </w:t>
-            </w:r>
-            <w:r>
-              <w:rPr>
-                <w:u w:val="single"/>
-              </w:rPr>
-              <w:t xml:space="preserve"> </w:t>
-            </w:r>
-            <w:r>
-              <w:rPr>
-                <w:rFonts w:hint="eastAsia"/>
-              </w:rPr>
-              <w:t>出生日期</w:t>
-            </w:r>
-            <w:r>
-              <w:rPr>
-                <w:u w:val="single"/>
-              </w:rPr>
-              <w:t xml:space="preserve"> </w:t>
-            </w:r>
-            <w:r>
-              <w:rPr>
-                <w:rFonts w:hint="eastAsia"/>
-                <w:u w:val="single"/>
-              </w:rPr>
-              <w:t xml:space="preserve">           </w:t>
-            </w:r>
-          </w:p>
-          <w:p>
-            <w:pPr>
-              <w:pStyle w:val="Normal"/>
-              <w:spacing w:lineRule="exact" w:line="440"/>
-              <w:rPr/>
-            </w:pPr>
-            <w:r>
-              <w:rPr>
-                <w:rFonts w:hint="eastAsia"/>
-              </w:rPr>
-              <w:t>现住址</w:t>
-            </w:r>
-            <w:r>
-              <w:rPr>
-                <w:u w:val="single"/>
-              </w:rPr>
-              <w:t xml:space="preserve">                   </w:t>
-            </w:r>
-            <w:r>
-              <w:rPr>
-                <w:rFonts w:hint="eastAsia"/>
-                <w:u w:val="single"/>
-              </w:rPr>
-              <w:t xml:space="preserve">  </w:t>
-            </w:r>
-            <w:r>
-              <w:rPr>
-                <w:u w:val="single"/>
-              </w:rPr>
-              <w:t xml:space="preserve">     </w:t>
-            </w:r>
-            <w:r>
-              <w:rPr>
-                <w:rFonts w:hint="eastAsia"/>
-                <w:u w:val="single"/>
-              </w:rPr>
-              <w:t xml:space="preserve">                               </w:t>
-            </w:r>
-            <w:r>
-              <w:rPr/>
-              <w:t xml:space="preserve">                  </w:t>
-            </w:r>
-          </w:p>
-          <w:p>
-            <w:pPr>
-              <w:pStyle w:val="Normal"/>
-              <w:spacing w:lineRule="exact" w:line="440"/>
-              <w:ind w:firstLineChars="200" w:startChars="0" w:start="0" w:endChars="0" w:end="0"/>
-              <w:rPr>
-                <w:rFonts w:hint="eastAsia"/>
-              </w:rPr>
-            </w:pPr>
-            <w:r>
-              <w:rPr>
-                <w:rFonts w:hint="eastAsia"/>
-              </w:rPr>
-              <w:t>因</w:t>
-            </w:r>
-            <w:r>
-              <w:rPr>
-                <w:u w:val="single"/>
-              </w:rPr>
-              <w:t xml:space="preserve">                      </w:t>
-            </w:r>
-            <w:r>
-              <w:rPr>
-                <w:rFonts w:hint="eastAsia"/>
-                <w:u w:val="single"/>
-              </w:rPr>
-              <w:t xml:space="preserve">       </w:t>
-            </w:r>
-            <w:r>
-              <w:rPr>
-                <w:u w:val="single"/>
-              </w:rPr>
-              <w:t xml:space="preserve">         </w:t>
-            </w:r>
-            <w:r>
-              <w:rPr>
-                <w:rFonts w:hint="eastAsia"/>
-                <w:u w:val="single"/>
-              </w:rPr>
-              <w:t xml:space="preserve"> </w:t>
-            </w:r>
-            <w:r>
-              <w:rPr>
-                <w:u w:val="single"/>
-              </w:rPr>
-              <w:t xml:space="preserve"> </w:t>
-            </w:r>
-            <w:r>
-              <w:rPr>
-                <w:rFonts w:hint="eastAsia"/>
-                <w:u w:val="single"/>
-              </w:rPr>
-              <w:t xml:space="preserve">       </w:t>
-            </w:r>
-            <w:r>
-              <w:rPr>
-                <w:rFonts w:ascii="仿宋_GB2312;仿宋" w:hAnsi="仿宋_GB2312;仿宋" w:hint="eastAsia"/>
-              </w:rPr>
-              <w:t>，被</w:t>
-            </w:r>
-            <w:r>
-              <w:rPr>
-                <w:rFonts w:ascii="仿宋_GB2312;仿宋" w:hAnsi="仿宋_GB2312;仿宋" w:hint="eastAsia"/>
-                <w:u w:val="single"/>
-              </w:rPr>
-              <w:t xml:space="preserve">                         </w:t>
-            </w:r>
-            <w:r>
-              <w:rPr>
-                <w:rFonts w:ascii="仿宋_GB2312;仿宋" w:hAnsi="仿宋_GB2312;仿宋" w:hint="eastAsia"/>
-              </w:rPr>
-              <w:t>决定收容教育</w:t>
-            </w:r>
-            <w:r>
-              <w:rPr>
-                <w:rFonts w:hint="eastAsia"/>
-                <w:u w:val="single"/>
-              </w:rPr>
-              <w:t xml:space="preserve">　    </w:t>
-            </w:r>
-            <w:r>
-              <w:rPr>
-                <w:rFonts w:hint="eastAsia"/>
-              </w:rPr>
-              <w:t>（自</w:t>
-            </w:r>
-            <w:r>
-              <w:rPr>
-                <w:rFonts w:hint="eastAsia"/>
-                <w:u w:val="single"/>
-              </w:rPr>
-              <w:t xml:space="preserve">    </w:t>
-            </w:r>
-            <w:r>
-              <w:rPr>
-                <w:rFonts w:hint="eastAsia"/>
-              </w:rPr>
-              <w:t>年</w:t>
-            </w:r>
-            <w:r>
-              <w:rPr>
-                <w:rFonts w:hint="eastAsia"/>
-                <w:u w:val="single"/>
-              </w:rPr>
-              <w:t xml:space="preserve">   </w:t>
-            </w:r>
-            <w:r>
-              <w:rPr>
-                <w:rFonts w:hint="eastAsia"/>
-              </w:rPr>
-              <w:t>月</w:t>
-            </w:r>
-            <w:r>
-              <w:rPr>
-                <w:rFonts w:hint="eastAsia"/>
-                <w:u w:val="single"/>
-              </w:rPr>
-              <w:t xml:space="preserve">   </w:t>
-            </w:r>
-            <w:r>
-              <w:rPr>
-                <w:rFonts w:hint="eastAsia"/>
-              </w:rPr>
-              <w:t>日至</w:t>
-            </w:r>
-            <w:r>
-              <w:rPr>
-                <w:rFonts w:hint="eastAsia"/>
-                <w:u w:val="single"/>
-              </w:rPr>
-              <w:t xml:space="preserve">  　</w:t>
-            </w:r>
-            <w:r>
-              <w:rPr>
-                <w:rFonts w:hint="eastAsia"/>
-              </w:rPr>
-              <w:t>年</w:t>
-            </w:r>
-            <w:r>
-              <w:rPr>
-                <w:rFonts w:hint="eastAsia"/>
-                <w:u w:val="single"/>
-              </w:rPr>
-              <w:t xml:space="preserve">   </w:t>
-            </w:r>
-            <w:r>
-              <w:rPr>
-                <w:rFonts w:hint="eastAsia"/>
-              </w:rPr>
-              <w:t>月</w:t>
-            </w:r>
-            <w:r>
-              <w:rPr>
-                <w:rFonts w:hint="eastAsia"/>
-                <w:u w:val="single"/>
-              </w:rPr>
-              <w:t xml:space="preserve">　 </w:t>
-            </w:r>
-            <w:r>
-              <w:rPr>
-                <w:rFonts w:hint="eastAsia"/>
-              </w:rPr>
-              <w:t>日）（</w:t>
-            </w:r>
-            <w:r>
-              <w:rPr>
-                <w:rFonts w:ascii="仿宋_GB2312;仿宋" w:hAnsi="仿宋_GB2312;仿宋" w:hint="eastAsia"/>
-              </w:rPr>
-              <w:t>决定书文号</w:t>
-            </w:r>
-            <w:r>
-              <w:rPr>
-                <w:rFonts w:hint="eastAsia"/>
-                <w:u w:val="single"/>
-              </w:rPr>
-              <w:t xml:space="preserve">                       </w:t>
-            </w:r>
-            <w:r>
-              <w:rPr>
-                <w:rFonts w:hint="eastAsia"/>
-              </w:rPr>
-              <w:t>）。在收容教育期间被依法提前解除或者延长收容教育至</w:t>
-            </w:r>
-            <w:r>
-              <w:rPr>
-                <w:rFonts w:hint="eastAsia"/>
-                <w:u w:val="single"/>
-              </w:rPr>
-              <w:t>　   　</w:t>
-            </w:r>
-            <w:r>
-              <w:rPr>
-                <w:rFonts w:hint="eastAsia"/>
-              </w:rPr>
-              <w:t>年</w:t>
-            </w:r>
-            <w:r>
-              <w:rPr>
-                <w:rFonts w:hint="eastAsia"/>
-                <w:u w:val="single"/>
-              </w:rPr>
-              <w:t xml:space="preserve">   </w:t>
-            </w:r>
-            <w:r>
-              <w:rPr>
-                <w:rFonts w:hint="eastAsia"/>
-              </w:rPr>
-              <w:t>月</w:t>
-            </w:r>
-            <w:r>
-              <w:rPr>
-                <w:rFonts w:hint="eastAsia"/>
-                <w:u w:val="single"/>
-              </w:rPr>
-              <w:t xml:space="preserve">   </w:t>
-            </w:r>
-            <w:r>
-              <w:rPr>
-                <w:rFonts w:hint="eastAsia"/>
-              </w:rPr>
-              <w:t>日。</w:t>
-            </w:r>
-          </w:p>
-          <w:p>
-            <w:pPr>
-              <w:pStyle w:val="Normal"/>
-              <w:spacing w:lineRule="exact" w:line="440"/>
-              <w:rPr>
-                <w:rFonts w:hint="eastAsia"/>
-              </w:rPr>
-            </w:pPr>
-            <w:r>
-              <w:rPr>
-                <w:rFonts w:hint="eastAsia"/>
-              </w:rPr>
-              <w:t>　　现期限届满，予以解除。</w:t>
-            </w:r>
-          </w:p>
-          <w:p>
-            <w:pPr>
-              <w:pStyle w:val="Normal"/>
-              <w:spacing w:lineRule="exact" w:line="440"/>
-              <w:rPr>
-                <w:rFonts w:hint="eastAsia"/>
-              </w:rPr>
-            </w:pPr>
-            <w:r>
-              <w:rPr>
-                <w:rFonts w:hint="eastAsia"/>
-              </w:rPr>
-            </w:r>
-          </w:p>
-          <w:p>
-            <w:pPr>
-              <w:pStyle w:val="Normal"/>
-              <w:spacing w:lineRule="exact" w:line="440"/>
-              <w:rPr>
-                <w:rFonts w:hint="eastAsia"/>
-              </w:rPr>
-            </w:pPr>
-            <w:r>
-              <w:rPr>
-                <w:rFonts w:hint="eastAsia"/>
-              </w:rPr>
-            </w:r>
-          </w:p>
-          <w:p>
-            <w:pPr>
-              <w:pStyle w:val="Normal"/>
-              <w:spacing w:lineRule="exact" w:line="440"/>
-              <w:rPr>
-                <w:rFonts w:hint="eastAsia"/>
-              </w:rPr>
-            </w:pPr>
-            <w:r>
-              <w:rPr>
-                <w:rFonts w:hint="eastAsia"/>
-              </w:rPr>
-            </w:r>
-          </w:p>
-          <w:p>
-            <w:pPr>
-              <w:pStyle w:val="Normal"/>
-              <w:spacing w:lineRule="exact" w:line="440"/>
-              <w:rPr>
-                <w:rFonts w:hint="eastAsia"/>
-              </w:rPr>
-            </w:pPr>
-            <w:r>
-              <w:rPr>
-                <w:rFonts w:hint="eastAsia"/>
-              </w:rPr>
-              <w:t xml:space="preserve">                                   </w:t>
-            </w:r>
-            <w:r>
-              <w:rPr>
-                <w:rFonts w:hint="eastAsia"/>
-              </w:rPr>
-              <w:t xml:space="preserve">收容教育所（印）        </w:t>
-            </w:r>
-          </w:p>
-          <w:p>
-            <w:pPr>
-              <w:pStyle w:val="Normal"/>
-              <w:spacing w:lineRule="exact" w:line="440"/>
-              <w:rPr>
-                <w:rFonts w:hint="eastAsia"/>
-              </w:rPr>
-            </w:pPr>
-            <w:r>
-              <w:rPr>
-                <w:rFonts w:hint="eastAsia"/>
-              </w:rPr>
-              <w:t xml:space="preserve">                                      </w:t>
-            </w:r>
-            <w:r>
-              <w:rPr>
-                <w:rFonts w:hint="eastAsia"/>
-              </w:rPr>
-              <w:t>年  月  日</w:t>
-            </w:r>
-          </w:p>
-          <w:p>
-            <w:pPr>
-              <w:pStyle w:val="Normal"/>
-              <w:spacing w:lineRule="exact" w:line="440"/>
-              <w:rPr>
-                <w:rFonts w:hint="eastAsia"/>
-              </w:rPr>
-            </w:pPr>
-            <w:r>
-              <w:rPr>
-                <w:rFonts w:hint="eastAsia"/>
-              </w:rPr>
-            </w:r>
-          </w:p>
-          <w:p>
-            <w:pPr>
-              <w:pStyle w:val="Normal"/>
-              <w:spacing w:lineRule="exact" w:line="440"/>
-              <w:rPr>
-                <w:rFonts w:hint="eastAsia"/>
-              </w:rPr>
-            </w:pPr>
-            <w:r>
-              <w:rPr>
-                <w:rFonts w:hint="eastAsia"/>
-              </w:rPr>
-              <w:t xml:space="preserve">  </w:t>
-            </w:r>
-          </w:p>
-          <w:p>
-            <w:pPr>
-              <w:pStyle w:val="Normal"/>
-              <w:spacing w:lineRule="exact" w:line="440"/>
-              <w:rPr>
-                <w:rFonts w:hint="eastAsia"/>
-              </w:rPr>
-            </w:pPr>
-            <w:r>
-              <w:rPr>
-                <w:rFonts w:hint="eastAsia"/>
-              </w:rPr>
-            </w:r>
-          </w:p>
-          <w:p>
-            <w:pPr>
-              <w:pStyle w:val="Normal"/>
-              <w:spacing w:lineRule="exact" w:line="440"/>
-              <w:rPr>
-                <w:rFonts w:hint="eastAsia"/>
-              </w:rPr>
-            </w:pPr>
-            <w:r>
-              <w:rPr>
-                <w:rFonts w:hint="eastAsia"/>
-              </w:rPr>
-            </w:r>
-          </w:p>
-          <w:p>
-            <w:pPr>
-              <w:pStyle w:val="Normal"/>
-              <w:spacing w:lineRule="exact" w:line="440"/>
-              <w:rPr>
-                <w:rFonts w:hint="eastAsia"/>
-              </w:rPr>
-            </w:pPr>
-            <w:r>
-              <w:rPr>
-                <w:rFonts w:hint="eastAsia"/>
-              </w:rPr>
-            </w:r>
-          </w:p>
-          <w:p>
-            <w:pPr>
-              <w:pStyle w:val="Normal"/>
-              <w:spacing w:lineRule="exact" w:line="440"/>
-              <w:rPr>
-                <w:rFonts w:hint="eastAsia"/>
-              </w:rPr>
-            </w:pPr>
-            <w:r>
-              <w:rPr>
-                <w:rFonts w:hint="eastAsia"/>
-              </w:rPr>
-            </w:r>
-          </w:p>
-          <w:p>
-            <w:pPr>
-              <w:pStyle w:val="Normal"/>
-              <w:spacing w:lineRule="exact" w:line="440"/>
-              <w:rPr>
-                <w:rFonts w:hint="eastAsia"/>
-              </w:rPr>
-            </w:pPr>
-            <w:r>
-              <w:rPr>
-                <w:rFonts w:hint="eastAsia"/>
-              </w:rPr>
-            </w:r>
-          </w:p>
-          <w:p>
-            <w:pPr>
-              <w:pStyle w:val="Normal"/>
-              <w:tabs>
-                <w:tab w:val="clear" w:pos="425"/>
-                <w:tab w:val="left" w:pos="888" w:leader="none"/>
-              </w:tabs>
-              <w:spacing w:lineRule="exact" w:line="440"/>
-              <w:rPr>
-                <w:rFonts w:hint="eastAsia"/>
-              </w:rPr>
-            </w:pPr>
-            <w:r>
-              <w:rPr/>
-              <w:tab/>
-            </w:r>
-          </w:p>
-          <w:p>
-            <w:pPr>
-              <w:pStyle w:val="Normal"/>
-              <w:spacing w:lineRule="exact" w:line="440"/>
-              <w:rPr>
-                <w:rFonts w:hint="eastAsia"/>
-              </w:rPr>
-            </w:pPr>
-            <w:r>
-              <w:rPr>
-                <w:rFonts w:hint="eastAsia"/>
-              </w:rPr>
-              <w:t xml:space="preserve">被收容教育人 </w:t>
-            </w:r>
-          </w:p>
-          <w:p>
-            <w:pPr>
-              <w:pStyle w:val="Normal"/>
-              <w:spacing w:lineRule="exact" w:line="440"/>
-              <w:ind w:firstLineChars="592" w:startChars="0" w:start="0" w:endChars="0" w:end="0"/>
-              <w:rPr>
-                <w:rFonts w:hint="eastAsia"/>
-              </w:rPr>
-            </w:pPr>
-            <w:r>
-              <w:rPr>
-                <w:rFonts w:hint="eastAsia"/>
-              </w:rPr>
-              <w:t>年  月  日</w:t>
-            </w:r>
-          </w:p>
-          <w:p>
-            <w:pPr>
-              <w:pStyle w:val="Normal"/>
-              <w:spacing w:lineRule="exact" w:line="440"/>
-              <w:ind w:firstLineChars="200" w:startChars="0" w:start="0" w:endChars="0" w:end="0"/>
-              <w:rPr>
-                <w:rFonts w:hint="eastAsia"/>
-              </w:rPr>
-            </w:pPr>
-            <w:r>
-              <w:rPr>
-                <w:rFonts w:hint="eastAsia"/>
-              </w:rPr>
-            </w:r>
-          </w:p>
-        </w:tc>
-      </w:tr>
-    </w:tbl>
     <w:p>
-      <w:pPr>
-        <w:pStyle w:val="Normal"/>
-        <w:spacing w:lineRule="exact" w:line="440"/>
-        <w:ind w:firstLineChars="200" w:startChars="0" w:start="0" w:endChars="0" w:end="0"/>
-        <w:rPr>
-          <w:rFonts w:ascii="仿宋_GB2312;仿宋" w:hAnsi="仿宋_GB2312;仿宋"/>
-          <w:sz w:val="28"/>
-          <w:szCs w:val="28"/>
-        </w:rPr>
-      </w:pPr>
       <w:r>
         <w:rPr>
-          <w:rFonts w:ascii="仿宋_GB2312;仿宋" w:hAnsi="仿宋_GB2312;仿宋" w:hint="eastAsia"/>
-          <w:sz w:val="28"/>
-          <w:szCs w:val="28"/>
+          <w:rFonts w:ascii="宋体" w:hAnsi="宋体" w:eastAsia="宋体"/>
         </w:rPr>
-        <w:t xml:space="preserve">一式两份，一份交被收容教育人，一份附卷。 </w:t>
+        <w:t>— 62 —</w:t>
       </w:r>
-      <w:bookmarkStart w:id="17" w:name="式样二十一"/>
-      <w:bookmarkEnd w:id="17"/>
+    </w:p>
+    <w:p>
       <w:r>
-        <w:br w:type="page"/>
+        <w:rPr>
+          <w:rFonts w:ascii="宋体" w:hAnsi="宋体" w:eastAsia="宋体"/>
+        </w:rPr>
+        <w:t>式样三十</w:t>
+      </w:r>
+    </w:p>
+    <w:p>
+      <w:r>
+        <w:rPr>
+          <w:rFonts w:ascii="宋体" w:hAnsi="宋体" w:eastAsia="宋体"/>
+        </w:rPr>
+        <w:t>（此处印制公安机关名称）</w:t>
       </w:r>
     </w:p>
     <w:p>
       <w:pPr>
-        <w:pStyle w:val="Normal"/>
-        <w:spacing w:lineRule="exact" w:line="440"/>
-        <w:rPr>
-          <w:rFonts w:ascii="黑体" w:hAnsi="黑体" w:eastAsia="黑体" w:hint="eastAsia"/>
-          <w:sz w:val="28"/>
-          <w:szCs w:val="28"/>
-        </w:rPr>
+        <w:jc w:val="center"/>
       </w:pPr>
       <w:r>
         <w:rPr>
-          <w:rFonts w:eastAsia="黑体" w:hint="eastAsia" w:ascii="黑体" w:hAnsi="黑体"/>
-          <w:sz w:val="28"/>
-          <w:szCs w:val="28"/>
+          <w:rFonts w:ascii="宋体" w:hAnsi="宋体" w:eastAsia="宋体"/>
+          <w:b/>
+          <w:sz w:val="32"/>
         </w:rPr>
+        <w:t>解除收容教育证明书</w:t>
       </w:r>
-      <w:bookmarkStart w:id="18" w:name="式样二十四"/>
-      <w:bookmarkEnd w:id="18"/>
     </w:p>
+    <w:p>
+      <w:r>
+        <w:rPr>
+          <w:rFonts w:ascii="宋体" w:hAnsi="宋体" w:eastAsia="宋体"/>
+        </w:rPr>
+        <w:t>X 公（ ）解教证字〔 〕 号</w:t>
+      </w:r>
+    </w:p>
+    <w:p>
+      <w:r>
+        <w:rPr>
+          <w:rFonts w:ascii="宋体" w:hAnsi="宋体" w:eastAsia="宋体"/>
+        </w:rPr>
+        <w:t>被收容教育人 性别 年龄 出生日期</w:t>
+      </w:r>
+    </w:p>
+    <w:p>
+      <w:r>
+        <w:rPr>
+          <w:rFonts w:ascii="宋体" w:hAnsi="宋体" w:eastAsia="宋体"/>
+        </w:rPr>
+        <w:t>现住址</w:t>
+      </w:r>
+    </w:p>
+    <w:p>
+      <w:r>
+        <w:rPr>
+          <w:rFonts w:ascii="宋体" w:hAnsi="宋体" w:eastAsia="宋体"/>
+        </w:rPr>
+        <w:t>因 ，被</w:t>
+      </w:r>
+    </w:p>
+    <w:p>
+      <w:r>
+        <w:rPr>
+          <w:rFonts w:ascii="宋体" w:hAnsi="宋体" w:eastAsia="宋体"/>
+        </w:rPr>
+        <w:t>决定收容教育 （自 年 月 日至 年 月 日）</w:t>
+      </w:r>
+    </w:p>
+    <w:p>
+      <w:r>
+        <w:rPr>
+          <w:rFonts w:ascii="宋体" w:hAnsi="宋体" w:eastAsia="宋体"/>
+        </w:rPr>
+        <w:t>（决定书文号 ）。在收容教育期间被依法</w:t>
+      </w:r>
+    </w:p>
+    <w:p>
+      <w:r>
+        <w:rPr>
+          <w:rFonts w:ascii="宋体" w:hAnsi="宋体" w:eastAsia="宋体"/>
+        </w:rPr>
+        <w:t>提前解除或者延长收容教育至 年 月 日。</w:t>
+      </w:r>
+    </w:p>
+    <w:p>
+      <w:r>
+        <w:rPr>
+          <w:rFonts w:ascii="宋体" w:hAnsi="宋体" w:eastAsia="宋体"/>
+        </w:rPr>
+        <w:t>现期限届满，予以解除。</w:t>
+      </w:r>
+    </w:p>
+    <w:p>
+      <w:r>
+        <w:rPr>
+          <w:rFonts w:ascii="宋体" w:hAnsi="宋体" w:eastAsia="宋体"/>
+        </w:rPr>
+        <w:t>收容教育所（印）</w:t>
+      </w:r>
+    </w:p>
+    <w:p>
+      <w:r>
+        <w:rPr>
+          <w:rFonts w:ascii="宋体" w:hAnsi="宋体" w:eastAsia="宋体"/>
+        </w:rPr>
+        <w:t>年 月 日</w:t>
+      </w:r>
+    </w:p>
+    <w:p>
+      <w:r>
+        <w:rPr>
+          <w:rFonts w:ascii="宋体" w:hAnsi="宋体" w:eastAsia="宋体"/>
+        </w:rPr>
+        <w:t>被收容教育人</w:t>
+      </w:r>
+    </w:p>
+    <w:p>
+      <w:r>
+        <w:rPr>
+          <w:rFonts w:ascii="宋体" w:hAnsi="宋体" w:eastAsia="宋体"/>
+        </w:rPr>
+        <w:t>年 月 日</w:t>
+      </w:r>
+    </w:p>
+    <w:p>
+      <w:r>
+        <w:rPr>
+          <w:rFonts w:ascii="宋体" w:hAnsi="宋体" w:eastAsia="宋体"/>
+        </w:rPr>
+        <w:t>一式两份，一份交被收容教育人，一份附卷。</w:t>
+      </w:r>
+    </w:p>
+    <w:sectPr>
+      <w:pgSz w:w="12240" w:h="15840"/>
+      <w:pgMar w:top="1440" w:right="1800" w:bottom="1440" w:left="1800" w:header="720" w:footer="720" w:gutter="0"/>
+      <w:cols w:space="720"/>
+      <w:docGrid w:linePitch="360"/>
+    </w:sectPr>
   </w:body>
 </w:document>
 </file>
@@ -1176,6 +516,10 @@
     <w:name w:val="Normal"/>
     <w:qFormat/>
     <w:rsid w:val="00FC693F"/>
+    <w:rPr>
+      <w:rFonts w:ascii="宋体" w:hAnsi="宋体"/>
+      <w:sz w:val="22"/>
+    </w:rPr>
   </w:style>
   <w:style w:type="paragraph" w:styleId="Header">
     <w:name w:val="header"/>
